--- a/frontend-vue/david_bramler_cv.docx
+++ b/frontend-vue/david_bramler_cv.docx
@@ -1,6 +1,6 @@
 
 <file path=word/document.xml><?xml version="1.0" encoding="utf-8"?>
-<w:document xmlns:wpc="http://schemas.microsoft.com/office/word/2010/wordprocessingCanvas" xmlns:cx="http://schemas.microsoft.com/office/drawing/2014/chartex" xmlns:cx1="http://schemas.microsoft.com/office/drawing/2015/9/8/chartex" xmlns:cx2="http://schemas.microsoft.com/office/drawing/2015/10/21/chartex" xmlns:cx3="http://schemas.microsoft.com/office/drawing/2016/5/9/chartex" xmlns:cx4="http://schemas.microsoft.com/office/drawing/2016/5/10/chartex" xmlns:cx5="http://schemas.microsoft.com/office/drawing/2016/5/11/chartex" xmlns:cx6="http://schemas.microsoft.com/office/drawing/2016/5/12/chartex" xmlns:cx7="http://schemas.microsoft.com/office/drawing/2016/5/13/chartex" xmlns:cx8="http://schemas.microsoft.com/office/drawing/2016/5/14/chartex" xmlns:mc="http://schemas.openxmlformats.org/markup-compatibility/2006" xmlns:aink="http://schemas.microsoft.com/office/drawing/2016/ink" xmlns:am3d="http://schemas.microsoft.com/office/drawing/2017/model3d" xmlns:o="urn:schemas-microsoft-com:office:office" xmlns:oel="http://schemas.microsoft.com/office/2019/extlst" xmlns:r="http://schemas.openxmlformats.org/officeDocument/2006/relationships" xmlns:m="http://schemas.openxmlformats.org/officeDocument/2006/math" xmlns:v="urn:schemas-microsoft-com:vml" xmlns:wp14="http://schemas.microsoft.com/office/word/2010/wordprocessingDrawing" xmlns:wp="http://schemas.openxmlformats.org/drawingml/2006/wordprocessingDrawing" xmlns:w10="urn:schemas-microsoft-com:office:word" xmlns:w="http://schemas.openxmlformats.org/wordprocessingml/2006/main" xmlns:w14="http://schemas.microsoft.com/office/word/2010/wordml" xmlns:w15="http://schemas.microsoft.com/office/word/2012/wordml" xmlns:w16cex="http://schemas.microsoft.com/office/word/2018/wordml/cex" xmlns:w16cid="http://schemas.microsoft.com/office/word/2016/wordml/cid" xmlns:w16="http://schemas.microsoft.com/office/word/2018/wordml" xmlns:w16sdtdh="http://schemas.microsoft.com/office/word/2020/wordml/sdtdatahash" xmlns:w16se="http://schemas.microsoft.com/office/word/2015/wordml/symex" xmlns:wpg="http://schemas.microsoft.com/office/word/2010/wordprocessingGroup" xmlns:wpi="http://schemas.microsoft.com/office/word/2010/wordprocessingInk" xmlns:wne="http://schemas.microsoft.com/office/word/2006/wordml" xmlns:wps="http://schemas.microsoft.com/office/word/2010/wordprocessingShape" mc:Ignorable="w14 w15 w16se w16cid w16 w16cex w16sdtdh wp14">
+<w:document xmlns:wpc="http://schemas.microsoft.com/office/word/2010/wordprocessingCanvas" xmlns:cx="http://schemas.microsoft.com/office/drawing/2014/chartex" xmlns:cx1="http://schemas.microsoft.com/office/drawing/2015/9/8/chartex" xmlns:cx2="http://schemas.microsoft.com/office/drawing/2015/10/21/chartex" xmlns:cx3="http://schemas.microsoft.com/office/drawing/2016/5/9/chartex" xmlns:cx4="http://schemas.microsoft.com/office/drawing/2016/5/10/chartex" xmlns:cx5="http://schemas.microsoft.com/office/drawing/2016/5/11/chartex" xmlns:cx6="http://schemas.microsoft.com/office/drawing/2016/5/12/chartex" xmlns:cx7="http://schemas.microsoft.com/office/drawing/2016/5/13/chartex" xmlns:cx8="http://schemas.microsoft.com/office/drawing/2016/5/14/chartex" xmlns:mc="http://schemas.openxmlformats.org/markup-compatibility/2006" xmlns:aink="http://schemas.microsoft.com/office/drawing/2016/ink" xmlns:am3d="http://schemas.microsoft.com/office/drawing/2017/model3d" xmlns:o="urn:schemas-microsoft-com:office:office" xmlns:oel="http://schemas.microsoft.com/office/2019/extlst" xmlns:r="http://schemas.openxmlformats.org/officeDocument/2006/relationships" xmlns:m="http://schemas.openxmlformats.org/officeDocument/2006/math" xmlns:v="urn:schemas-microsoft-com:vml" xmlns:wp14="http://schemas.microsoft.com/office/word/2010/wordprocessingDrawing" xmlns:wp="http://schemas.openxmlformats.org/drawingml/2006/wordprocessingDrawing" xmlns:w10="urn:schemas-microsoft-com:office:word" xmlns:w="http://schemas.openxmlformats.org/wordprocessingml/2006/main" xmlns:w14="http://schemas.microsoft.com/office/word/2010/wordml" xmlns:w15="http://schemas.microsoft.com/office/word/2012/wordml" xmlns:w16cex="http://schemas.microsoft.com/office/word/2018/wordml/cex" xmlns:w16cid="http://schemas.microsoft.com/office/word/2016/wordml/cid" xmlns:w16="http://schemas.microsoft.com/office/word/2018/wordml" xmlns:w16du="http://schemas.microsoft.com/office/word/2023/wordml/word16du" xmlns:w16sdtdh="http://schemas.microsoft.com/office/word/2020/wordml/sdtdatahash" xmlns:w16sdtfl="http://schemas.microsoft.com/office/word/2024/wordml/sdtformatlock" xmlns:w16se="http://schemas.microsoft.com/office/word/2015/wordml/symex" xmlns:wpg="http://schemas.microsoft.com/office/word/2010/wordprocessingGroup" xmlns:wpi="http://schemas.microsoft.com/office/word/2010/wordprocessingInk" xmlns:wne="http://schemas.microsoft.com/office/word/2006/wordml" xmlns:wps="http://schemas.microsoft.com/office/word/2010/wordprocessingShape" mc:Ignorable="w14 w15 w16se w16cid w16 w16cex w16sdtdh w16sdtfl w16du wp14">
   <w:body>
     <w:p>
       <w:pPr>
@@ -162,15 +162,31 @@
           <w:sz w:val="22"/>
           <w:szCs w:val="22"/>
         </w:rPr>
-        <w:t xml:space="preserve"> a wide range of experience, having had roles in Dev OPS and QA automation as well as pure developmen</w:t>
-      </w:r>
-      <w:r>
-        <w:rPr>
-          <w:rFonts w:ascii="Arial" w:hAnsi="Arial" w:cs="Arial"/>
-          <w:sz w:val="22"/>
-          <w:szCs w:val="22"/>
-        </w:rPr>
-        <w:t>t</w:t>
+        <w:t xml:space="preserve"> a wide range of experience, having </w:t>
+      </w:r>
+      <w:r>
+        <w:rPr>
+          <w:rFonts w:ascii="Arial" w:hAnsi="Arial" w:cs="Arial"/>
+          <w:sz w:val="22"/>
+          <w:szCs w:val="22"/>
+        </w:rPr>
+        <w:t>previously held</w:t>
+      </w:r>
+      <w:r>
+        <w:rPr>
+          <w:rFonts w:ascii="Arial" w:hAnsi="Arial" w:cs="Arial"/>
+          <w:sz w:val="22"/>
+          <w:szCs w:val="22"/>
+        </w:rPr>
+        <w:t xml:space="preserve"> roles in Dev OPS and QA automatio</w:t>
+      </w:r>
+      <w:r>
+        <w:rPr>
+          <w:rFonts w:ascii="Arial" w:hAnsi="Arial" w:cs="Arial"/>
+          <w:sz w:val="22"/>
+          <w:szCs w:val="22"/>
+        </w:rPr>
+        <w:t>n</w:t>
       </w:r>
       <w:r>
         <w:rPr>
@@ -225,7 +241,7 @@
           <w:sz w:val="22"/>
           <w:szCs w:val="22"/>
         </w:rPr>
-        <w:t>JavaScript</w:t>
+        <w:t>Typescript</w:t>
       </w:r>
       <w:r>
         <w:rPr>
@@ -288,55 +304,31 @@
           <w:sz w:val="22"/>
           <w:szCs w:val="22"/>
         </w:rPr>
-        <w:t xml:space="preserve"> automated testing and release pipelines. Experienced across many infrastructure stacks, from barebones servers to serverless. </w:t>
-      </w:r>
-      <w:r>
-        <w:rPr>
-          <w:rFonts w:ascii="Arial" w:hAnsi="Arial" w:cs="Arial"/>
-          <w:sz w:val="22"/>
-          <w:szCs w:val="22"/>
-        </w:rPr>
-        <w:t>Previously passed</w:t>
-      </w:r>
-      <w:r>
-        <w:rPr>
-          <w:rFonts w:ascii="Arial" w:hAnsi="Arial" w:cs="Arial"/>
-          <w:sz w:val="22"/>
-          <w:szCs w:val="22"/>
-        </w:rPr>
-        <w:t xml:space="preserve"> AWS developer</w:t>
-      </w:r>
-      <w:r>
-        <w:rPr>
-          <w:rFonts w:ascii="Arial" w:hAnsi="Arial" w:cs="Arial"/>
-          <w:sz w:val="22"/>
-          <w:szCs w:val="22"/>
-        </w:rPr>
-        <w:t xml:space="preserve"> certification</w:t>
-      </w:r>
-      <w:r>
-        <w:rPr>
-          <w:rFonts w:ascii="Arial" w:hAnsi="Arial" w:cs="Arial"/>
-          <w:sz w:val="22"/>
-          <w:szCs w:val="22"/>
-        </w:rPr>
-        <w:t xml:space="preserve"> </w:t>
-      </w:r>
-      <w:r>
-        <w:rPr>
-          <w:rFonts w:ascii="Arial" w:hAnsi="Arial" w:cs="Arial"/>
-          <w:sz w:val="22"/>
-          <w:szCs w:val="22"/>
-        </w:rPr>
-        <w:t>with</w:t>
-      </w:r>
-      <w:r>
-        <w:rPr>
-          <w:rFonts w:ascii="Arial" w:hAnsi="Arial" w:cs="Arial"/>
-          <w:sz w:val="22"/>
-          <w:szCs w:val="22"/>
-        </w:rPr>
-        <w:t xml:space="preserve"> experience across many AWS services.</w:t>
+        <w:t xml:space="preserve"> automated testing and </w:t>
+      </w:r>
+      <w:r>
+        <w:rPr>
+          <w:rFonts w:ascii="Arial" w:hAnsi="Arial" w:cs="Arial"/>
+          <w:sz w:val="22"/>
+          <w:szCs w:val="22"/>
+        </w:rPr>
+        <w:t>CI/CD</w:t>
+      </w:r>
+      <w:r>
+        <w:rPr>
+          <w:rFonts w:ascii="Arial" w:hAnsi="Arial" w:cs="Arial"/>
+          <w:sz w:val="22"/>
+          <w:szCs w:val="22"/>
+        </w:rPr>
+        <w:t xml:space="preserve"> pipelines. Experienced across many infrastructure stacks, from barebones servers to serverless. </w:t>
+      </w:r>
+      <w:r>
+        <w:rPr>
+          <w:rFonts w:ascii="Arial" w:hAnsi="Arial" w:cs="Arial"/>
+          <w:sz w:val="22"/>
+          <w:szCs w:val="22"/>
+        </w:rPr>
+        <w:t>Professional experience using many AWS services.</w:t>
       </w:r>
     </w:p>
     <w:p>
@@ -496,7 +488,15 @@
           <w:b/>
           <w:bCs/>
         </w:rPr>
-        <w:t>September 2020 - Current</w:t>
+        <w:t xml:space="preserve">September 2020 - </w:t>
+      </w:r>
+      <w:r>
+        <w:rPr>
+          <w:rFonts w:ascii="Arial" w:hAnsi="Arial" w:cs="Arial"/>
+          <w:b/>
+          <w:bCs/>
+        </w:rPr>
+        <w:t>Present</w:t>
       </w:r>
       <w:r>
         <w:rPr>
@@ -513,11 +513,37 @@
       <w:pPr>
         <w:spacing w:line="360" w:lineRule="auto"/>
       </w:pPr>
-      <w:r>
-        <w:rPr>
-          <w:rFonts w:ascii="Arial" w:hAnsi="Arial"/>
-        </w:rPr>
-        <w:t xml:space="preserve">Django, VUE, Terraform, Kubernetes, GCP, CDK, AWS, Docker, </w:t>
+      <w:proofErr w:type="spellStart"/>
+      <w:r>
+        <w:rPr>
+          <w:rFonts w:ascii="Arial" w:hAnsi="Arial"/>
+        </w:rPr>
+        <w:t>FastAPI</w:t>
+      </w:r>
+      <w:proofErr w:type="spellEnd"/>
+      <w:r>
+        <w:rPr>
+          <w:rFonts w:ascii="Arial" w:hAnsi="Arial"/>
+        </w:rPr>
+        <w:t xml:space="preserve">, </w:t>
+      </w:r>
+      <w:r>
+        <w:rPr>
+          <w:rFonts w:ascii="Arial" w:hAnsi="Arial"/>
+        </w:rPr>
+        <w:t>Vue</w:t>
+      </w:r>
+      <w:r>
+        <w:rPr>
+          <w:rFonts w:ascii="Arial" w:hAnsi="Arial"/>
+        </w:rPr>
+        <w:t xml:space="preserve">, </w:t>
+      </w:r>
+      <w:r>
+        <w:rPr>
+          <w:rFonts w:ascii="Arial" w:hAnsi="Arial"/>
+        </w:rPr>
+        <w:t xml:space="preserve">Django, Terraform, Kubernetes, GCP, CDK, AWS, Docker, </w:t>
       </w:r>
       <w:r>
         <w:rPr>
@@ -531,306 +557,361 @@
         </w:rPr>
         <w:t xml:space="preserve"> Actions, PSQL</w:t>
       </w:r>
-    </w:p>
-    <w:p>
-      <w:pPr>
-        <w:spacing w:line="360" w:lineRule="auto"/>
-        <w:rPr>
-          <w:rFonts w:ascii="Arial" w:hAnsi="Arial"/>
-          <w:sz w:val="22"/>
-          <w:szCs w:val="22"/>
-        </w:rPr>
-      </w:pPr>
-    </w:p>
-    <w:p>
-      <w:pPr>
-        <w:spacing w:line="360" w:lineRule="auto"/>
-        <w:rPr>
-          <w:rFonts w:ascii="Arial" w:hAnsi="Arial"/>
-          <w:sz w:val="22"/>
-          <w:szCs w:val="22"/>
-        </w:rPr>
-      </w:pPr>
-      <w:r>
-        <w:rPr>
-          <w:rFonts w:ascii="Arial" w:hAnsi="Arial"/>
-          <w:sz w:val="22"/>
-          <w:szCs w:val="22"/>
-        </w:rPr>
-        <w:t>Lead</w:t>
-      </w:r>
-      <w:r>
-        <w:rPr>
-          <w:rFonts w:ascii="Arial" w:hAnsi="Arial"/>
-          <w:sz w:val="22"/>
-          <w:szCs w:val="22"/>
-        </w:rPr>
-        <w:t>ing development</w:t>
-      </w:r>
-      <w:r>
-        <w:rPr>
-          <w:rFonts w:ascii="Arial" w:hAnsi="Arial"/>
-          <w:sz w:val="22"/>
-          <w:szCs w:val="22"/>
-        </w:rPr>
-        <w:t xml:space="preserve"> of</w:t>
-      </w:r>
-      <w:r>
-        <w:rPr>
-          <w:rFonts w:ascii="Arial" w:hAnsi="Arial"/>
-          <w:sz w:val="22"/>
-          <w:szCs w:val="22"/>
-        </w:rPr>
-        <w:t xml:space="preserve"> </w:t>
-      </w:r>
-      <w:r>
-        <w:rPr>
-          <w:rFonts w:ascii="Arial" w:hAnsi="Arial"/>
-          <w:sz w:val="22"/>
-          <w:szCs w:val="22"/>
-        </w:rPr>
-        <w:t xml:space="preserve">Sponge’s flagship </w:t>
-      </w:r>
-      <w:r>
-        <w:rPr>
-          <w:rFonts w:ascii="Arial" w:hAnsi="Arial"/>
-          <w:sz w:val="22"/>
-          <w:szCs w:val="22"/>
-        </w:rPr>
-        <w:t xml:space="preserve">SAAS </w:t>
-      </w:r>
-      <w:r>
-        <w:rPr>
-          <w:rFonts w:ascii="Arial" w:hAnsi="Arial"/>
-          <w:sz w:val="22"/>
-          <w:szCs w:val="22"/>
-        </w:rPr>
-        <w:t xml:space="preserve">Learning Management System. </w:t>
-      </w:r>
-      <w:r>
-        <w:rPr>
-          <w:rFonts w:ascii="Arial" w:hAnsi="Arial"/>
-          <w:sz w:val="22"/>
-          <w:szCs w:val="22"/>
-        </w:rPr>
-        <w:t>Working in a cross functional team, r</w:t>
-      </w:r>
-      <w:r>
-        <w:rPr>
-          <w:rFonts w:ascii="Arial" w:hAnsi="Arial"/>
-          <w:sz w:val="22"/>
-          <w:szCs w:val="22"/>
-        </w:rPr>
-        <w:t>esponsible for</w:t>
-      </w:r>
-      <w:r>
-        <w:rPr>
-          <w:rFonts w:ascii="Arial" w:hAnsi="Arial"/>
-          <w:sz w:val="22"/>
-          <w:szCs w:val="22"/>
-        </w:rPr>
-        <w:t xml:space="preserve"> making architectural and design decisions,</w:t>
-      </w:r>
-      <w:r>
-        <w:rPr>
-          <w:rFonts w:ascii="Arial" w:hAnsi="Arial"/>
-          <w:sz w:val="22"/>
-          <w:szCs w:val="22"/>
-        </w:rPr>
-        <w:t xml:space="preserve"> mentoring and upskilling other members of the team</w:t>
-      </w:r>
-      <w:r>
-        <w:rPr>
-          <w:rFonts w:ascii="Arial" w:hAnsi="Arial"/>
-          <w:sz w:val="22"/>
-          <w:szCs w:val="22"/>
-        </w:rPr>
-        <w:t xml:space="preserve"> and making individual contributions to the codebase.</w:t>
-      </w:r>
-    </w:p>
-    <w:p>
-      <w:pPr>
+      <w:r>
+        <w:rPr>
+          <w:rFonts w:ascii="Arial" w:hAnsi="Arial"/>
+        </w:rPr>
+        <w:t>, Playwright</w:t>
+      </w:r>
+    </w:p>
+    <w:p>
+      <w:pPr>
+        <w:spacing w:line="360" w:lineRule="auto"/>
+        <w:rPr>
+          <w:rFonts w:ascii="Arial" w:hAnsi="Arial"/>
+          <w:sz w:val="22"/>
+          <w:szCs w:val="22"/>
+        </w:rPr>
+      </w:pPr>
+    </w:p>
+    <w:p>
+      <w:pPr>
+        <w:pStyle w:val="ListParagraph"/>
         <w:numPr>
           <w:ilvl w:val="0"/>
           <w:numId w:val="3"/>
         </w:numPr>
         <w:spacing w:line="360" w:lineRule="auto"/>
-      </w:pPr>
-      <w:r>
-        <w:rPr>
-          <w:rFonts w:ascii="Arial" w:hAnsi="Arial"/>
-          <w:sz w:val="22"/>
-          <w:szCs w:val="22"/>
-        </w:rPr>
-        <w:t>Collaborated with the product team to design and develop new features to enable our clients to better manage their training.</w:t>
-      </w:r>
-    </w:p>
-    <w:p>
-      <w:pPr>
+        <w:rPr>
+          <w:rFonts w:ascii="Arial" w:hAnsi="Arial"/>
+          <w:sz w:val="22"/>
+          <w:szCs w:val="22"/>
+        </w:rPr>
+      </w:pPr>
+      <w:r>
+        <w:rPr>
+          <w:rFonts w:ascii="Arial" w:hAnsi="Arial"/>
+          <w:sz w:val="22"/>
+          <w:szCs w:val="22"/>
+        </w:rPr>
+        <w:t xml:space="preserve">Architect of Sponge’s content licencing and delivery system, leveraging a </w:t>
+      </w:r>
+      <w:r>
+        <w:rPr>
+          <w:rFonts w:ascii="Arial" w:hAnsi="Arial"/>
+          <w:sz w:val="22"/>
+          <w:szCs w:val="22"/>
+        </w:rPr>
+        <w:t>cloud-native</w:t>
+      </w:r>
+      <w:r>
+        <w:rPr>
+          <w:rFonts w:ascii="Arial" w:hAnsi="Arial"/>
+          <w:sz w:val="22"/>
+          <w:szCs w:val="22"/>
+        </w:rPr>
+        <w:t xml:space="preserve"> architecture using AWS’s serverless offerings to provide scalability </w:t>
+      </w:r>
+      <w:r>
+        <w:rPr>
+          <w:rFonts w:ascii="Arial" w:hAnsi="Arial"/>
+          <w:sz w:val="22"/>
+          <w:szCs w:val="22"/>
+        </w:rPr>
+        <w:t>in both cost and performance.</w:t>
+      </w:r>
+      <w:r>
+        <w:rPr>
+          <w:rFonts w:ascii="Arial" w:hAnsi="Arial"/>
+          <w:sz w:val="22"/>
+          <w:szCs w:val="22"/>
+        </w:rPr>
+        <w:t xml:space="preserve"> </w:t>
+      </w:r>
+      <w:r>
+        <w:rPr>
+          <w:rFonts w:ascii="Arial" w:hAnsi="Arial"/>
+          <w:sz w:val="22"/>
+          <w:szCs w:val="22"/>
+        </w:rPr>
+        <w:t xml:space="preserve">Services are a mixture of </w:t>
+      </w:r>
+      <w:proofErr w:type="spellStart"/>
+      <w:r>
+        <w:rPr>
+          <w:rFonts w:ascii="Arial" w:hAnsi="Arial"/>
+          <w:sz w:val="22"/>
+          <w:szCs w:val="22"/>
+        </w:rPr>
+        <w:t>FastAPI</w:t>
+      </w:r>
+      <w:proofErr w:type="spellEnd"/>
+      <w:r>
+        <w:rPr>
+          <w:rFonts w:ascii="Arial" w:hAnsi="Arial"/>
+          <w:sz w:val="22"/>
+          <w:szCs w:val="22"/>
+        </w:rPr>
+        <w:t xml:space="preserve"> and plain Python or </w:t>
+      </w:r>
+      <w:proofErr w:type="spellStart"/>
+      <w:r>
+        <w:rPr>
+          <w:rFonts w:ascii="Arial" w:hAnsi="Arial"/>
+          <w:sz w:val="22"/>
+          <w:szCs w:val="22"/>
+        </w:rPr>
+        <w:t>Javascript</w:t>
+      </w:r>
+      <w:proofErr w:type="spellEnd"/>
+      <w:r>
+        <w:rPr>
+          <w:rFonts w:ascii="Arial" w:hAnsi="Arial"/>
+          <w:sz w:val="22"/>
+          <w:szCs w:val="22"/>
+        </w:rPr>
+        <w:t xml:space="preserve"> lambda functions, and frontends are written with </w:t>
+      </w:r>
+      <w:proofErr w:type="spellStart"/>
+      <w:r>
+        <w:rPr>
+          <w:rFonts w:ascii="Arial" w:hAnsi="Arial"/>
+          <w:sz w:val="22"/>
+          <w:szCs w:val="22"/>
+        </w:rPr>
+        <w:t>NuxtJS</w:t>
+      </w:r>
+      <w:proofErr w:type="spellEnd"/>
+      <w:r>
+        <w:rPr>
+          <w:rFonts w:ascii="Arial" w:hAnsi="Arial"/>
+          <w:sz w:val="22"/>
+          <w:szCs w:val="22"/>
+        </w:rPr>
+        <w:t xml:space="preserve">. </w:t>
+      </w:r>
+      <w:proofErr w:type="spellStart"/>
+      <w:r>
+        <w:rPr>
+          <w:rFonts w:ascii="Arial" w:hAnsi="Arial"/>
+          <w:sz w:val="22"/>
+          <w:szCs w:val="22"/>
+        </w:rPr>
+        <w:t>IaaC</w:t>
+      </w:r>
+      <w:proofErr w:type="spellEnd"/>
+      <w:r>
+        <w:rPr>
+          <w:rFonts w:ascii="Arial" w:hAnsi="Arial"/>
+          <w:sz w:val="22"/>
+          <w:szCs w:val="22"/>
+        </w:rPr>
+        <w:t xml:space="preserve"> written using the AWS CDK and</w:t>
+      </w:r>
+      <w:r>
+        <w:rPr>
+          <w:rFonts w:ascii="Arial" w:hAnsi="Arial"/>
+          <w:sz w:val="22"/>
+          <w:szCs w:val="22"/>
+        </w:rPr>
+        <w:t xml:space="preserve"> </w:t>
+      </w:r>
+      <w:r>
+        <w:rPr>
+          <w:rFonts w:ascii="Arial" w:hAnsi="Arial"/>
+          <w:sz w:val="22"/>
+          <w:szCs w:val="22"/>
+        </w:rPr>
+        <w:t>Playwright</w:t>
+      </w:r>
+      <w:r>
+        <w:rPr>
+          <w:rFonts w:ascii="Arial" w:hAnsi="Arial"/>
+          <w:sz w:val="22"/>
+          <w:szCs w:val="22"/>
+        </w:rPr>
+        <w:t xml:space="preserve"> tests allow for </w:t>
+      </w:r>
+      <w:r>
+        <w:rPr>
+          <w:rFonts w:ascii="Arial" w:hAnsi="Arial"/>
+          <w:sz w:val="22"/>
+          <w:szCs w:val="22"/>
+        </w:rPr>
+        <w:t xml:space="preserve">ephemeral environments and </w:t>
+      </w:r>
+      <w:r>
+        <w:rPr>
+          <w:rFonts w:ascii="Arial" w:hAnsi="Arial"/>
+          <w:sz w:val="22"/>
+          <w:szCs w:val="22"/>
+        </w:rPr>
+        <w:t>a CD pipeline that tests against prod-like infrastructure.</w:t>
+      </w:r>
+      <w:r>
+        <w:rPr>
+          <w:rFonts w:ascii="Arial" w:hAnsi="Arial"/>
+          <w:sz w:val="22"/>
+          <w:szCs w:val="22"/>
+        </w:rPr>
+        <w:t xml:space="preserve"> Multiple production releases a day</w:t>
+      </w:r>
+      <w:r>
+        <w:rPr>
+          <w:rFonts w:ascii="Arial" w:hAnsi="Arial"/>
+          <w:sz w:val="22"/>
+          <w:szCs w:val="22"/>
+        </w:rPr>
+        <w:t>.</w:t>
+      </w:r>
+    </w:p>
+    <w:p>
+      <w:pPr>
+        <w:pStyle w:val="ListParagraph"/>
         <w:numPr>
           <w:ilvl w:val="0"/>
           <w:numId w:val="3"/>
         </w:numPr>
         <w:spacing w:line="360" w:lineRule="auto"/>
-      </w:pPr>
-      <w:r>
-        <w:rPr>
-          <w:rFonts w:ascii="Arial" w:hAnsi="Arial"/>
-          <w:sz w:val="22"/>
-          <w:szCs w:val="22"/>
-        </w:rPr>
-        <w:t>Increased release frequency from once every two months to multiple times per week by r</w:t>
-      </w:r>
-      <w:r>
-        <w:rPr>
-          <w:rFonts w:ascii="Arial" w:hAnsi="Arial"/>
-          <w:sz w:val="22"/>
-          <w:szCs w:val="22"/>
-        </w:rPr>
-        <w:t>e</w:t>
-      </w:r>
-      <w:r>
-        <w:rPr>
-          <w:rFonts w:ascii="Arial" w:hAnsi="Arial"/>
-          <w:sz w:val="22"/>
-          <w:szCs w:val="22"/>
-        </w:rPr>
-        <w:t>working</w:t>
-      </w:r>
-      <w:r>
-        <w:rPr>
-          <w:rFonts w:ascii="Arial" w:hAnsi="Arial"/>
-          <w:sz w:val="22"/>
-          <w:szCs w:val="22"/>
-        </w:rPr>
-        <w:t xml:space="preserve"> the SDLC to include automated testing</w:t>
-      </w:r>
-      <w:r>
-        <w:rPr>
-          <w:rFonts w:ascii="Arial" w:hAnsi="Arial"/>
-          <w:sz w:val="22"/>
-          <w:szCs w:val="22"/>
-        </w:rPr>
-        <w:t>,</w:t>
-      </w:r>
-      <w:r>
-        <w:rPr>
-          <w:rFonts w:ascii="Arial" w:hAnsi="Arial"/>
-          <w:sz w:val="22"/>
-          <w:szCs w:val="22"/>
-        </w:rPr>
-        <w:t xml:space="preserve"> ephemeral environments </w:t>
-      </w:r>
-      <w:r>
-        <w:rPr>
-          <w:rFonts w:ascii="Arial" w:hAnsi="Arial"/>
-          <w:sz w:val="22"/>
-          <w:szCs w:val="22"/>
-        </w:rPr>
-        <w:t>and</w:t>
-      </w:r>
-      <w:r>
-        <w:rPr>
-          <w:rFonts w:ascii="Arial" w:hAnsi="Arial"/>
-          <w:sz w:val="22"/>
-          <w:szCs w:val="22"/>
-        </w:rPr>
-        <w:t xml:space="preserve"> automated deployments.</w:t>
-      </w:r>
-    </w:p>
-    <w:p>
-      <w:pPr>
-        <w:numPr>
-          <w:ilvl w:val="0"/>
-          <w:numId w:val="3"/>
-        </w:numPr>
-        <w:spacing w:line="360" w:lineRule="auto"/>
-      </w:pPr>
-      <w:r>
-        <w:rPr>
-          <w:rFonts w:ascii="Arial" w:hAnsi="Arial"/>
-          <w:sz w:val="22"/>
-          <w:szCs w:val="22"/>
-        </w:rPr>
-        <w:t>Tackled</w:t>
-      </w:r>
-      <w:r>
-        <w:rPr>
-          <w:rFonts w:ascii="Arial" w:hAnsi="Arial"/>
-          <w:sz w:val="22"/>
-          <w:szCs w:val="22"/>
-        </w:rPr>
-        <w:t xml:space="preserve"> technical debt, upgrading the system from Django 1.6 and Python 2.7 to Django 4.2 and Python 3.10.</w:t>
-      </w:r>
-    </w:p>
-    <w:p>
-      <w:pPr>
-        <w:numPr>
-          <w:ilvl w:val="0"/>
-          <w:numId w:val="3"/>
-        </w:numPr>
-        <w:spacing w:line="360" w:lineRule="auto"/>
-      </w:pPr>
-      <w:r>
-        <w:rPr>
-          <w:rFonts w:ascii="Arial" w:hAnsi="Arial"/>
-          <w:sz w:val="22"/>
-          <w:szCs w:val="22"/>
-        </w:rPr>
-        <w:t xml:space="preserve">Rearchitected from a Django templates and </w:t>
-      </w:r>
-      <w:proofErr w:type="spellStart"/>
-      <w:r>
-        <w:rPr>
-          <w:rFonts w:ascii="Arial" w:hAnsi="Arial"/>
-          <w:sz w:val="22"/>
-          <w:szCs w:val="22"/>
-        </w:rPr>
-        <w:t>jquery</w:t>
-      </w:r>
-      <w:proofErr w:type="spellEnd"/>
-      <w:r>
-        <w:rPr>
-          <w:rFonts w:ascii="Arial" w:hAnsi="Arial"/>
-          <w:sz w:val="22"/>
-          <w:szCs w:val="22"/>
-        </w:rPr>
-        <w:t xml:space="preserve"> based frontend to a modern API driven </w:t>
-      </w:r>
-      <w:proofErr w:type="spellStart"/>
-      <w:r>
-        <w:rPr>
-          <w:rFonts w:ascii="Arial" w:hAnsi="Arial"/>
-          <w:sz w:val="22"/>
-          <w:szCs w:val="22"/>
-        </w:rPr>
-        <w:t>NuxtJS</w:t>
-      </w:r>
-      <w:proofErr w:type="spellEnd"/>
-      <w:r>
-        <w:rPr>
-          <w:rFonts w:ascii="Arial" w:hAnsi="Arial"/>
-          <w:sz w:val="22"/>
-          <w:szCs w:val="22"/>
-        </w:rPr>
-        <w:t xml:space="preserve"> frontend</w:t>
-      </w:r>
-      <w:r>
-        <w:rPr>
-          <w:rFonts w:ascii="Arial" w:hAnsi="Arial"/>
-          <w:sz w:val="22"/>
-          <w:szCs w:val="22"/>
-        </w:rPr>
-        <w:t>.</w:t>
-      </w:r>
-    </w:p>
-    <w:p>
-      <w:pPr>
+        <w:rPr>
+          <w:rFonts w:ascii="Arial" w:hAnsi="Arial"/>
+          <w:sz w:val="22"/>
+          <w:szCs w:val="22"/>
+        </w:rPr>
+      </w:pPr>
+      <w:r>
+        <w:rPr>
+          <w:rFonts w:ascii="Arial" w:hAnsi="Arial"/>
+          <w:sz w:val="22"/>
+          <w:szCs w:val="22"/>
+        </w:rPr>
+        <w:t>Lead</w:t>
+      </w:r>
+      <w:r>
+        <w:rPr>
+          <w:rFonts w:ascii="Arial" w:hAnsi="Arial"/>
+          <w:sz w:val="22"/>
+          <w:szCs w:val="22"/>
+        </w:rPr>
+        <w:t xml:space="preserve"> develo</w:t>
+      </w:r>
+      <w:r>
+        <w:rPr>
+          <w:rFonts w:ascii="Arial" w:hAnsi="Arial"/>
+          <w:sz w:val="22"/>
+          <w:szCs w:val="22"/>
+        </w:rPr>
+        <w:t>per</w:t>
+      </w:r>
+      <w:r>
+        <w:rPr>
+          <w:rFonts w:ascii="Arial" w:hAnsi="Arial"/>
+          <w:sz w:val="22"/>
+          <w:szCs w:val="22"/>
+        </w:rPr>
+        <w:t xml:space="preserve"> of</w:t>
+      </w:r>
+      <w:r>
+        <w:rPr>
+          <w:rFonts w:ascii="Arial" w:hAnsi="Arial"/>
+          <w:sz w:val="22"/>
+          <w:szCs w:val="22"/>
+        </w:rPr>
+        <w:t xml:space="preserve"> </w:t>
+      </w:r>
+      <w:r>
+        <w:rPr>
+          <w:rFonts w:ascii="Arial" w:hAnsi="Arial"/>
+          <w:sz w:val="22"/>
+          <w:szCs w:val="22"/>
+        </w:rPr>
+        <w:t xml:space="preserve">Sponge’s flagship </w:t>
+      </w:r>
+      <w:r>
+        <w:rPr>
+          <w:rFonts w:ascii="Arial" w:hAnsi="Arial"/>
+          <w:sz w:val="22"/>
+          <w:szCs w:val="22"/>
+        </w:rPr>
+        <w:t xml:space="preserve">SAAS </w:t>
+      </w:r>
+      <w:r>
+        <w:rPr>
+          <w:rFonts w:ascii="Arial" w:hAnsi="Arial"/>
+          <w:sz w:val="22"/>
+          <w:szCs w:val="22"/>
+        </w:rPr>
+        <w:t xml:space="preserve">Learning Management System. </w:t>
+      </w:r>
+      <w:r>
+        <w:rPr>
+          <w:rFonts w:ascii="Arial" w:hAnsi="Arial"/>
+          <w:sz w:val="22"/>
+          <w:szCs w:val="22"/>
+        </w:rPr>
+        <w:t>Working in a cross functional team, r</w:t>
+      </w:r>
+      <w:r>
+        <w:rPr>
+          <w:rFonts w:ascii="Arial" w:hAnsi="Arial"/>
+          <w:sz w:val="22"/>
+          <w:szCs w:val="22"/>
+        </w:rPr>
+        <w:t>esponsible for</w:t>
+      </w:r>
+      <w:r>
+        <w:rPr>
+          <w:rFonts w:ascii="Arial" w:hAnsi="Arial"/>
+          <w:sz w:val="22"/>
+          <w:szCs w:val="22"/>
+        </w:rPr>
+        <w:t xml:space="preserve"> making architectural and design decisions,</w:t>
+      </w:r>
+      <w:r>
+        <w:rPr>
+          <w:rFonts w:ascii="Arial" w:hAnsi="Arial"/>
+          <w:sz w:val="22"/>
+          <w:szCs w:val="22"/>
+        </w:rPr>
+        <w:t xml:space="preserve"> mentoring and upskilling other members of the team</w:t>
+      </w:r>
+      <w:r>
+        <w:rPr>
+          <w:rFonts w:ascii="Arial" w:hAnsi="Arial"/>
+          <w:sz w:val="22"/>
+          <w:szCs w:val="22"/>
+        </w:rPr>
+        <w:t xml:space="preserve"> and making individual contributions to the codebase.</w:t>
+      </w:r>
+      <w:r>
+        <w:rPr>
+          <w:rFonts w:ascii="Arial" w:hAnsi="Arial"/>
+          <w:sz w:val="22"/>
+          <w:szCs w:val="22"/>
+        </w:rPr>
+        <w:t xml:space="preserve"> </w:t>
+      </w:r>
+      <w:r>
+        <w:rPr>
+          <w:rFonts w:ascii="Arial" w:hAnsi="Arial"/>
+          <w:sz w:val="22"/>
+          <w:szCs w:val="22"/>
+        </w:rPr>
+        <w:t>Increased release frequency from once every two months to multiple times per week by reworking the SDLC to include automated testing, ephemeral environments and automated deployments.</w:t>
+      </w:r>
+    </w:p>
+    <w:p>
+      <w:pPr>
+        <w:pStyle w:val="ListParagraph"/>
         <w:tabs>
           <w:tab w:val="clear" w:pos="720"/>
         </w:tabs>
         <w:spacing w:line="360" w:lineRule="auto"/>
-        <w:ind w:left="720"/>
+        <w:rPr>
+          <w:rFonts w:ascii="Arial" w:hAnsi="Arial"/>
+          <w:sz w:val="22"/>
+          <w:szCs w:val="22"/>
+        </w:rPr>
       </w:pPr>
     </w:p>
     <w:p>
@@ -897,13 +978,7 @@
         <w:rPr>
           <w:rFonts w:ascii="Arial" w:hAnsi="Arial" w:cs="Arial"/>
         </w:rPr>
-        <w:t>JavaScript</w:t>
-      </w:r>
-      <w:r>
-        <w:rPr>
-          <w:rFonts w:ascii="Arial" w:hAnsi="Arial" w:cs="Arial"/>
-        </w:rPr>
-        <w:t>, Typescript, ReactJS, PHP, AWS, CDK, Amplify, Cypress, FFMPEG, MYSQL, Docker</w:t>
+        <w:t>JavaScript, Typescript, ReactJS, PHP, AWS, CDK, Amplify, Cypress, FFMPEG, MYSQL, Docker</w:t>
       </w:r>
     </w:p>
     <w:p>
@@ -931,23 +1006,7 @@
           <w:sz w:val="22"/>
           <w:szCs w:val="22"/>
         </w:rPr>
-        <w:t>K</w:t>
-      </w:r>
-      <w:r>
-        <w:rPr>
-          <w:rFonts w:ascii="Arial" w:hAnsi="Arial"/>
-          <w:sz w:val="22"/>
-          <w:szCs w:val="22"/>
-        </w:rPr>
-        <w:t xml:space="preserve">ey developer on Endemol’s Media Asset Management (MAM) system, </w:t>
-      </w:r>
-      <w:r>
-        <w:rPr>
-          <w:rFonts w:ascii="Arial" w:hAnsi="Arial"/>
-          <w:sz w:val="22"/>
-          <w:szCs w:val="22"/>
-        </w:rPr>
-        <w:t xml:space="preserve">built on a heavily distributed, cloud native architecture involving many AWS services. </w:t>
+        <w:t xml:space="preserve">Key developer on Endemol’s Media Asset Management (MAM) system, built on a heavily distributed, cloud native architecture involving many AWS services. </w:t>
       </w:r>
       <w:r>
         <w:rPr>
@@ -1208,25 +1267,7 @@
         <w:rPr>
           <w:rFonts w:ascii="Arial" w:hAnsi="Arial" w:cs="Arial"/>
         </w:rPr>
-        <w:t>JavaScript</w:t>
-      </w:r>
-      <w:r>
-        <w:rPr>
-          <w:rFonts w:ascii="Arial" w:hAnsi="Arial" w:cs="Arial"/>
-        </w:rPr>
-        <w:t xml:space="preserve">, Ruby on Rails, </w:t>
-      </w:r>
-      <w:r>
-        <w:rPr>
-          <w:rFonts w:ascii="Arial" w:hAnsi="Arial" w:cs="Arial"/>
-        </w:rPr>
-        <w:t>AngularJS</w:t>
-      </w:r>
-      <w:r>
-        <w:rPr>
-          <w:rFonts w:ascii="Arial" w:hAnsi="Arial" w:cs="Arial"/>
-        </w:rPr>
-        <w:t>, Jenkins, MS SQL</w:t>
+        <w:t>JavaScript, Ruby on Rails, AngularJS, Jenkins, MS SQL</w:t>
       </w:r>
     </w:p>
     <w:p>
@@ -1259,7 +1300,25 @@
           <w:sz w:val="22"/>
           <w:szCs w:val="22"/>
         </w:rPr>
-        <w:t xml:space="preserve"> contract while on a 2 year backpacking trip. Lead developer of an asthma treatment recommendation application, built on Rails and </w:t>
+        <w:t xml:space="preserve"> contract while on a </w:t>
+      </w:r>
+      <w:proofErr w:type="gramStart"/>
+      <w:r>
+        <w:rPr>
+          <w:rFonts w:ascii="Arial" w:hAnsi="Arial"/>
+          <w:sz w:val="22"/>
+          <w:szCs w:val="22"/>
+        </w:rPr>
+        <w:t>2 year</w:t>
+      </w:r>
+      <w:proofErr w:type="gramEnd"/>
+      <w:r>
+        <w:rPr>
+          <w:rFonts w:ascii="Arial" w:hAnsi="Arial"/>
+          <w:sz w:val="22"/>
+          <w:szCs w:val="22"/>
+        </w:rPr>
+        <w:t xml:space="preserve"> backpacking trip. Lead developer of an asthma treatment recommendation application, built on Rails and </w:t>
       </w:r>
       <w:r>
         <w:rPr>
@@ -1361,25 +1420,7 @@
         <w:rPr>
           <w:rFonts w:ascii="Arial" w:hAnsi="Arial" w:cs="Arial"/>
         </w:rPr>
-        <w:t>JavaScript</w:t>
-      </w:r>
-      <w:r>
-        <w:rPr>
-          <w:rFonts w:ascii="Arial" w:hAnsi="Arial" w:cs="Arial"/>
-        </w:rPr>
-        <w:t xml:space="preserve">, BackboneJS, Grails, Java, Groovy, Gradle, Maven, </w:t>
-      </w:r>
-      <w:r>
-        <w:rPr>
-          <w:rFonts w:ascii="Arial" w:hAnsi="Arial" w:cs="Arial"/>
-        </w:rPr>
-        <w:t>TeamCity</w:t>
-      </w:r>
-      <w:r>
-        <w:rPr>
-          <w:rFonts w:ascii="Arial" w:hAnsi="Arial" w:cs="Arial"/>
-        </w:rPr>
-        <w:t>, Oracle SQL</w:t>
+        <w:t>JavaScript, BackboneJS, Grails, Java, Groovy, Gradle, Maven, TeamCity, Oracle SQL</w:t>
       </w:r>
     </w:p>
     <w:p>
@@ -1655,7 +1696,7 @@
 </file>
 
 <file path=word/numbering.xml><?xml version="1.0" encoding="utf-8"?>
-<w:numbering xmlns:wpc="http://schemas.microsoft.com/office/word/2010/wordprocessingCanvas" xmlns:cx="http://schemas.microsoft.com/office/drawing/2014/chartex" xmlns:cx1="http://schemas.microsoft.com/office/drawing/2015/9/8/chartex" xmlns:cx2="http://schemas.microsoft.com/office/drawing/2015/10/21/chartex" xmlns:cx3="http://schemas.microsoft.com/office/drawing/2016/5/9/chartex" xmlns:cx4="http://schemas.microsoft.com/office/drawing/2016/5/10/chartex" xmlns:cx5="http://schemas.microsoft.com/office/drawing/2016/5/11/chartex" xmlns:cx6="http://schemas.microsoft.com/office/drawing/2016/5/12/chartex" xmlns:cx7="http://schemas.microsoft.com/office/drawing/2016/5/13/chartex" xmlns:cx8="http://schemas.microsoft.com/office/drawing/2016/5/14/chartex" xmlns:mc="http://schemas.openxmlformats.org/markup-compatibility/2006" xmlns:aink="http://schemas.microsoft.com/office/drawing/2016/ink" xmlns:am3d="http://schemas.microsoft.com/office/drawing/2017/model3d" xmlns:o="urn:schemas-microsoft-com:office:office" xmlns:oel="http://schemas.microsoft.com/office/2019/extlst" xmlns:r="http://schemas.openxmlformats.org/officeDocument/2006/relationships" xmlns:m="http://schemas.openxmlformats.org/officeDocument/2006/math" xmlns:v="urn:schemas-microsoft-com:vml" xmlns:wp14="http://schemas.microsoft.com/office/word/2010/wordprocessingDrawing" xmlns:wp="http://schemas.openxmlformats.org/drawingml/2006/wordprocessingDrawing" xmlns:w10="urn:schemas-microsoft-com:office:word" xmlns:w="http://schemas.openxmlformats.org/wordprocessingml/2006/main" xmlns:w14="http://schemas.microsoft.com/office/word/2010/wordml" xmlns:w15="http://schemas.microsoft.com/office/word/2012/wordml" xmlns:w16cex="http://schemas.microsoft.com/office/word/2018/wordml/cex" xmlns:w16cid="http://schemas.microsoft.com/office/word/2016/wordml/cid" xmlns:w16="http://schemas.microsoft.com/office/word/2018/wordml" xmlns:w16sdtdh="http://schemas.microsoft.com/office/word/2020/wordml/sdtdatahash" xmlns:w16se="http://schemas.microsoft.com/office/word/2015/wordml/symex" xmlns:wpg="http://schemas.microsoft.com/office/word/2010/wordprocessingGroup" xmlns:wpi="http://schemas.microsoft.com/office/word/2010/wordprocessingInk" xmlns:wne="http://schemas.microsoft.com/office/word/2006/wordml" xmlns:wps="http://schemas.microsoft.com/office/word/2010/wordprocessingShape" mc:Ignorable="w14 w15 w16se w16cid w16 w16cex w16sdtdh wp14">
+<w:numbering xmlns:wpc="http://schemas.microsoft.com/office/word/2010/wordprocessingCanvas" xmlns:cx="http://schemas.microsoft.com/office/drawing/2014/chartex" xmlns:cx1="http://schemas.microsoft.com/office/drawing/2015/9/8/chartex" xmlns:cx2="http://schemas.microsoft.com/office/drawing/2015/10/21/chartex" xmlns:cx3="http://schemas.microsoft.com/office/drawing/2016/5/9/chartex" xmlns:cx4="http://schemas.microsoft.com/office/drawing/2016/5/10/chartex" xmlns:cx5="http://schemas.microsoft.com/office/drawing/2016/5/11/chartex" xmlns:cx6="http://schemas.microsoft.com/office/drawing/2016/5/12/chartex" xmlns:cx7="http://schemas.microsoft.com/office/drawing/2016/5/13/chartex" xmlns:cx8="http://schemas.microsoft.com/office/drawing/2016/5/14/chartex" xmlns:mc="http://schemas.openxmlformats.org/markup-compatibility/2006" xmlns:aink="http://schemas.microsoft.com/office/drawing/2016/ink" xmlns:am3d="http://schemas.microsoft.com/office/drawing/2017/model3d" xmlns:o="urn:schemas-microsoft-com:office:office" xmlns:oel="http://schemas.microsoft.com/office/2019/extlst" xmlns:r="http://schemas.openxmlformats.org/officeDocument/2006/relationships" xmlns:m="http://schemas.openxmlformats.org/officeDocument/2006/math" xmlns:v="urn:schemas-microsoft-com:vml" xmlns:wp14="http://schemas.microsoft.com/office/word/2010/wordprocessingDrawing" xmlns:wp="http://schemas.openxmlformats.org/drawingml/2006/wordprocessingDrawing" xmlns:w10="urn:schemas-microsoft-com:office:word" xmlns:w="http://schemas.openxmlformats.org/wordprocessingml/2006/main" xmlns:w14="http://schemas.microsoft.com/office/word/2010/wordml" xmlns:w15="http://schemas.microsoft.com/office/word/2012/wordml" xmlns:w16cex="http://schemas.microsoft.com/office/word/2018/wordml/cex" xmlns:w16cid="http://schemas.microsoft.com/office/word/2016/wordml/cid" xmlns:w16="http://schemas.microsoft.com/office/word/2018/wordml" xmlns:w16du="http://schemas.microsoft.com/office/word/2023/wordml/word16du" xmlns:w16sdtdh="http://schemas.microsoft.com/office/word/2020/wordml/sdtdatahash" xmlns:w16sdtfl="http://schemas.microsoft.com/office/word/2024/wordml/sdtformatlock" xmlns:w16se="http://schemas.microsoft.com/office/word/2015/wordml/symex" xmlns:wpg="http://schemas.microsoft.com/office/word/2010/wordprocessingGroup" xmlns:wpi="http://schemas.microsoft.com/office/word/2010/wordprocessingInk" xmlns:wne="http://schemas.microsoft.com/office/word/2006/wordml" xmlns:wps="http://schemas.microsoft.com/office/word/2010/wordprocessingShape" mc:Ignorable="w14 w15 w16se w16cid w16 w16cex w16sdtdh w16sdtfl w16du wp14">
   <w:abstractNum w:abstractNumId="0" w15:restartNumberingAfterBreak="0">
     <w:nsid w:val="2E8859A0"/>
     <w:multiLevelType w:val="multilevel"/>
@@ -2187,7 +2228,7 @@
 </file>
 
 <file path=word/styles.xml><?xml version="1.0" encoding="utf-8"?>
-<w:styles xmlns:mc="http://schemas.openxmlformats.org/markup-compatibility/2006" xmlns:r="http://schemas.openxmlformats.org/officeDocument/2006/relationships" xmlns:w="http://schemas.openxmlformats.org/wordprocessingml/2006/main" xmlns:w14="http://schemas.microsoft.com/office/word/2010/wordml" xmlns:w15="http://schemas.microsoft.com/office/word/2012/wordml" xmlns:w16cex="http://schemas.microsoft.com/office/word/2018/wordml/cex" xmlns:w16cid="http://schemas.microsoft.com/office/word/2016/wordml/cid" xmlns:w16="http://schemas.microsoft.com/office/word/2018/wordml" xmlns:w16sdtdh="http://schemas.microsoft.com/office/word/2020/wordml/sdtdatahash" xmlns:w16se="http://schemas.microsoft.com/office/word/2015/wordml/symex" mc:Ignorable="w14 w15 w16se w16cid w16 w16cex w16sdtdh">
+<w:styles xmlns:mc="http://schemas.openxmlformats.org/markup-compatibility/2006" xmlns:r="http://schemas.openxmlformats.org/officeDocument/2006/relationships" xmlns:w="http://schemas.openxmlformats.org/wordprocessingml/2006/main" xmlns:w14="http://schemas.microsoft.com/office/word/2010/wordml" xmlns:w15="http://schemas.microsoft.com/office/word/2012/wordml" xmlns:w16cex="http://schemas.microsoft.com/office/word/2018/wordml/cex" xmlns:w16cid="http://schemas.microsoft.com/office/word/2016/wordml/cid" xmlns:w16="http://schemas.microsoft.com/office/word/2018/wordml" xmlns:w16du="http://schemas.microsoft.com/office/word/2023/wordml/word16du" xmlns:w16sdtdh="http://schemas.microsoft.com/office/word/2020/wordml/sdtdatahash" xmlns:w16sdtfl="http://schemas.microsoft.com/office/word/2024/wordml/sdtformatlock" xmlns:w16se="http://schemas.microsoft.com/office/word/2015/wordml/symex" mc:Ignorable="w14 w15 w16se w16cid w16 w16cex w16sdtdh w16sdtfl w16du">
   <w:docDefaults>
     <w:rPrDefault>
       <w:rPr>

--- a/frontend-vue/david_bramler_cv.docx
+++ b/frontend-vue/david_bramler_cv.docx
@@ -288,8 +288,26 @@
           <w:sz w:val="22"/>
           <w:szCs w:val="22"/>
         </w:rPr>
-        <w:t>An advocate for infrastructure as code</w:t>
-      </w:r>
+        <w:t>A</w:t>
+      </w:r>
+      <w:r>
+        <w:rPr>
+          <w:rFonts w:ascii="Arial" w:hAnsi="Arial" w:cs="Arial"/>
+          <w:sz w:val="22"/>
+          <w:szCs w:val="22"/>
+        </w:rPr>
+        <w:t xml:space="preserve">dvocate for </w:t>
+      </w:r>
+      <w:proofErr w:type="spellStart"/>
+      <w:r>
+        <w:rPr>
+          <w:rFonts w:ascii="Arial" w:hAnsi="Arial" w:cs="Arial"/>
+          <w:sz w:val="22"/>
+          <w:szCs w:val="22"/>
+        </w:rPr>
+        <w:t>IaC</w:t>
+      </w:r>
+      <w:proofErr w:type="spellEnd"/>
       <w:r>
         <w:rPr>
           <w:rFonts w:ascii="Arial" w:hAnsi="Arial" w:cs="Arial"/>
@@ -320,7 +338,39 @@
           <w:sz w:val="22"/>
           <w:szCs w:val="22"/>
         </w:rPr>
-        <w:t xml:space="preserve"> pipelines. Experienced across many infrastructure stacks, from barebones servers to serverless. </w:t>
+        <w:t xml:space="preserve">. Experienced across many </w:t>
+      </w:r>
+      <w:r>
+        <w:rPr>
+          <w:rFonts w:ascii="Arial" w:hAnsi="Arial" w:cs="Arial"/>
+          <w:sz w:val="22"/>
+          <w:szCs w:val="22"/>
+        </w:rPr>
+        <w:t>architectures</w:t>
+      </w:r>
+      <w:r>
+        <w:rPr>
+          <w:rFonts w:ascii="Arial" w:hAnsi="Arial" w:cs="Arial"/>
+          <w:sz w:val="22"/>
+          <w:szCs w:val="22"/>
+        </w:rPr>
+        <w:t>, barebones servers to</w:t>
+      </w:r>
+      <w:r>
+        <w:rPr>
+          <w:rFonts w:ascii="Arial" w:hAnsi="Arial" w:cs="Arial"/>
+          <w:sz w:val="22"/>
+          <w:szCs w:val="22"/>
+        </w:rPr>
+        <w:t xml:space="preserve"> event driven</w:t>
+      </w:r>
+      <w:r>
+        <w:rPr>
+          <w:rFonts w:ascii="Arial" w:hAnsi="Arial" w:cs="Arial"/>
+          <w:sz w:val="22"/>
+          <w:szCs w:val="22"/>
+        </w:rPr>
+        <w:t xml:space="preserve"> serverless. </w:t>
       </w:r>
       <w:r>
         <w:rPr>
@@ -537,13 +587,7 @@
         <w:rPr>
           <w:rFonts w:ascii="Arial" w:hAnsi="Arial"/>
         </w:rPr>
-        <w:t xml:space="preserve">, </w:t>
-      </w:r>
-      <w:r>
-        <w:rPr>
-          <w:rFonts w:ascii="Arial" w:hAnsi="Arial"/>
-        </w:rPr>
-        <w:t xml:space="preserve">Django, Terraform, Kubernetes, GCP, CDK, AWS, Docker, </w:t>
+        <w:t xml:space="preserve">, Django, Terraform, Kubernetes, GCP, CDK, AWS, Docker, </w:t>
       </w:r>
       <w:r>
         <w:rPr>
@@ -567,11 +611,6 @@
     <w:p>
       <w:pPr>
         <w:spacing w:line="360" w:lineRule="auto"/>
-        <w:rPr>
-          <w:rFonts w:ascii="Arial" w:hAnsi="Arial"/>
-          <w:sz w:val="22"/>
-          <w:szCs w:val="22"/>
-        </w:rPr>
       </w:pPr>
     </w:p>
     <w:p>
@@ -714,15 +753,7 @@
           <w:sz w:val="22"/>
           <w:szCs w:val="22"/>
         </w:rPr>
-        <w:t xml:space="preserve"> </w:t>
-      </w:r>
-      <w:r>
-        <w:rPr>
-          <w:rFonts w:ascii="Arial" w:hAnsi="Arial"/>
-          <w:sz w:val="22"/>
-          <w:szCs w:val="22"/>
-        </w:rPr>
-        <w:t>Playwright</w:t>
+        <w:t xml:space="preserve"> Playwright</w:t>
       </w:r>
       <w:r>
         <w:rPr>
@@ -763,6 +794,40 @@
           <w:szCs w:val="22"/>
         </w:rPr>
         <w:t>.</w:t>
+      </w:r>
+      <w:r>
+        <w:rPr>
+          <w:rFonts w:ascii="Arial" w:hAnsi="Arial"/>
+          <w:sz w:val="22"/>
+          <w:szCs w:val="22"/>
+        </w:rPr>
+        <w:t xml:space="preserve"> Led the adoption of </w:t>
+      </w:r>
+      <w:r>
+        <w:rPr>
+          <w:rFonts w:ascii="Arial" w:hAnsi="Arial"/>
+          <w:sz w:val="22"/>
+          <w:szCs w:val="22"/>
+        </w:rPr>
+        <w:t xml:space="preserve">development workflows using GitHub Copilot, Aider and </w:t>
+      </w:r>
+      <w:proofErr w:type="spellStart"/>
+      <w:r>
+        <w:rPr>
+          <w:rFonts w:ascii="Arial" w:hAnsi="Arial"/>
+          <w:sz w:val="22"/>
+          <w:szCs w:val="22"/>
+        </w:rPr>
+        <w:t>OpenCode</w:t>
+      </w:r>
+      <w:proofErr w:type="spellEnd"/>
+      <w:r>
+        <w:rPr>
+          <w:rFonts w:ascii="Arial" w:hAnsi="Arial"/>
+          <w:sz w:val="22"/>
+          <w:szCs w:val="22"/>
+        </w:rPr>
+        <w:t xml:space="preserve"> to improve engineering productivity.</w:t>
       </w:r>
     </w:p>
     <w:p>
@@ -899,28 +964,94 @@
         </w:rPr>
         <w:t>Increased release frequency from once every two months to multiple times per week by reworking the SDLC to include automated testing, ephemeral environments and automated deployments.</w:t>
       </w:r>
-    </w:p>
-    <w:p>
-      <w:pPr>
-        <w:pStyle w:val="ListParagraph"/>
-        <w:tabs>
-          <w:tab w:val="clear" w:pos="720"/>
-        </w:tabs>
-        <w:spacing w:line="360" w:lineRule="auto"/>
-        <w:rPr>
-          <w:rFonts w:ascii="Arial" w:hAnsi="Arial"/>
-          <w:sz w:val="22"/>
-          <w:szCs w:val="22"/>
-        </w:rPr>
-      </w:pPr>
-    </w:p>
-    <w:p>
-      <w:pPr>
-        <w:tabs>
-          <w:tab w:val="clear" w:pos="720"/>
-        </w:tabs>
-        <w:spacing w:line="360" w:lineRule="auto"/>
-      </w:pPr>
+      <w:r>
+        <w:rPr>
+          <w:rFonts w:ascii="Arial" w:hAnsi="Arial"/>
+          <w:sz w:val="22"/>
+          <w:szCs w:val="22"/>
+        </w:rPr>
+        <w:t xml:space="preserve"> </w:t>
+      </w:r>
+      <w:r>
+        <w:rPr>
+          <w:rFonts w:ascii="Arial" w:hAnsi="Arial"/>
+          <w:sz w:val="22"/>
+          <w:szCs w:val="22"/>
+        </w:rPr>
+        <w:t>Collaborated on the implementation of</w:t>
+      </w:r>
+      <w:r>
+        <w:rPr>
+          <w:rFonts w:ascii="Arial" w:hAnsi="Arial"/>
+          <w:sz w:val="22"/>
+          <w:szCs w:val="22"/>
+        </w:rPr>
+        <w:t xml:space="preserve"> </w:t>
+      </w:r>
+      <w:r>
+        <w:rPr>
+          <w:rFonts w:ascii="Arial" w:hAnsi="Arial"/>
+          <w:sz w:val="22"/>
+          <w:szCs w:val="22"/>
+        </w:rPr>
+        <w:t>automated</w:t>
+      </w:r>
+      <w:r>
+        <w:rPr>
+          <w:rFonts w:ascii="Arial" w:hAnsi="Arial"/>
+          <w:sz w:val="22"/>
+          <w:szCs w:val="22"/>
+        </w:rPr>
+        <w:t xml:space="preserve"> AI</w:t>
+      </w:r>
+      <w:r>
+        <w:rPr>
+          <w:rFonts w:ascii="Arial" w:hAnsi="Arial"/>
+          <w:sz w:val="22"/>
+          <w:szCs w:val="22"/>
+        </w:rPr>
+        <w:t xml:space="preserve"> translation of LMS management dashboards</w:t>
+      </w:r>
+      <w:r>
+        <w:rPr>
+          <w:rFonts w:ascii="Arial" w:hAnsi="Arial"/>
+          <w:sz w:val="22"/>
+          <w:szCs w:val="22"/>
+        </w:rPr>
+        <w:t xml:space="preserve"> and the i</w:t>
+      </w:r>
+      <w:r>
+        <w:rPr>
+          <w:rFonts w:ascii="Arial" w:hAnsi="Arial"/>
+          <w:sz w:val="22"/>
+          <w:szCs w:val="22"/>
+        </w:rPr>
+        <w:t>nvestigation of</w:t>
+      </w:r>
+      <w:r>
+        <w:rPr>
+          <w:rFonts w:ascii="Arial" w:hAnsi="Arial"/>
+          <w:sz w:val="22"/>
+          <w:szCs w:val="22"/>
+        </w:rPr>
+        <w:t xml:space="preserve"> AI powered,</w:t>
+      </w:r>
+      <w:r>
+        <w:rPr>
+          <w:rFonts w:ascii="Arial" w:hAnsi="Arial"/>
+          <w:sz w:val="22"/>
+          <w:szCs w:val="22"/>
+        </w:rPr>
+        <w:t xml:space="preserve"> natural-language-driven reporting for clients</w:t>
+      </w:r>
+      <w:r>
+        <w:rPr>
+          <w:rFonts w:ascii="Arial" w:hAnsi="Arial"/>
+          <w:sz w:val="22"/>
+          <w:szCs w:val="22"/>
+        </w:rPr>
+        <w:t>.</w:t>
+      </w:r>
     </w:p>
     <w:p>
       <w:pPr>
@@ -2212,6 +2343,155 @@
       </w:rPr>
     </w:lvl>
   </w:abstractNum>
+  <w:abstractNum w:abstractNumId="4" w15:restartNumberingAfterBreak="0">
+    <w:nsid w:val="634D40A6"/>
+    <w:multiLevelType w:val="multilevel"/>
+    <w:tmpl w:val="D208FFD4"/>
+    <w:lvl w:ilvl="0">
+      <w:start w:val="1"/>
+      <w:numFmt w:val="bullet"/>
+      <w:lvlText w:val=""/>
+      <w:lvlJc w:val="left"/>
+      <w:pPr>
+        <w:tabs>
+          <w:tab w:val="num" w:pos="720"/>
+        </w:tabs>
+        <w:ind w:left="720" w:hanging="360"/>
+      </w:pPr>
+      <w:rPr>
+        <w:rFonts w:ascii="Symbol" w:hAnsi="Symbol" w:hint="default"/>
+        <w:sz w:val="20"/>
+      </w:rPr>
+    </w:lvl>
+    <w:lvl w:ilvl="1" w:tentative="1">
+      <w:start w:val="1"/>
+      <w:numFmt w:val="bullet"/>
+      <w:lvlText w:val="o"/>
+      <w:lvlJc w:val="left"/>
+      <w:pPr>
+        <w:tabs>
+          <w:tab w:val="num" w:pos="1440"/>
+        </w:tabs>
+        <w:ind w:left="1440" w:hanging="360"/>
+      </w:pPr>
+      <w:rPr>
+        <w:rFonts w:ascii="Courier New" w:hAnsi="Courier New" w:hint="default"/>
+        <w:sz w:val="20"/>
+      </w:rPr>
+    </w:lvl>
+    <w:lvl w:ilvl="2" w:tentative="1">
+      <w:start w:val="1"/>
+      <w:numFmt w:val="bullet"/>
+      <w:lvlText w:val=""/>
+      <w:lvlJc w:val="left"/>
+      <w:pPr>
+        <w:tabs>
+          <w:tab w:val="num" w:pos="2160"/>
+        </w:tabs>
+        <w:ind w:left="2160" w:hanging="360"/>
+      </w:pPr>
+      <w:rPr>
+        <w:rFonts w:ascii="Wingdings" w:hAnsi="Wingdings" w:hint="default"/>
+        <w:sz w:val="20"/>
+      </w:rPr>
+    </w:lvl>
+    <w:lvl w:ilvl="3" w:tentative="1">
+      <w:start w:val="1"/>
+      <w:numFmt w:val="bullet"/>
+      <w:lvlText w:val=""/>
+      <w:lvlJc w:val="left"/>
+      <w:pPr>
+        <w:tabs>
+          <w:tab w:val="num" w:pos="2880"/>
+        </w:tabs>
+        <w:ind w:left="2880" w:hanging="360"/>
+      </w:pPr>
+      <w:rPr>
+        <w:rFonts w:ascii="Wingdings" w:hAnsi="Wingdings" w:hint="default"/>
+        <w:sz w:val="20"/>
+      </w:rPr>
+    </w:lvl>
+    <w:lvl w:ilvl="4" w:tentative="1">
+      <w:start w:val="1"/>
+      <w:numFmt w:val="bullet"/>
+      <w:lvlText w:val=""/>
+      <w:lvlJc w:val="left"/>
+      <w:pPr>
+        <w:tabs>
+          <w:tab w:val="num" w:pos="3600"/>
+        </w:tabs>
+        <w:ind w:left="3600" w:hanging="360"/>
+      </w:pPr>
+      <w:rPr>
+        <w:rFonts w:ascii="Wingdings" w:hAnsi="Wingdings" w:hint="default"/>
+        <w:sz w:val="20"/>
+      </w:rPr>
+    </w:lvl>
+    <w:lvl w:ilvl="5" w:tentative="1">
+      <w:start w:val="1"/>
+      <w:numFmt w:val="bullet"/>
+      <w:lvlText w:val=""/>
+      <w:lvlJc w:val="left"/>
+      <w:pPr>
+        <w:tabs>
+          <w:tab w:val="num" w:pos="4320"/>
+        </w:tabs>
+        <w:ind w:left="4320" w:hanging="360"/>
+      </w:pPr>
+      <w:rPr>
+        <w:rFonts w:ascii="Wingdings" w:hAnsi="Wingdings" w:hint="default"/>
+        <w:sz w:val="20"/>
+      </w:rPr>
+    </w:lvl>
+    <w:lvl w:ilvl="6" w:tentative="1">
+      <w:start w:val="1"/>
+      <w:numFmt w:val="bullet"/>
+      <w:lvlText w:val=""/>
+      <w:lvlJc w:val="left"/>
+      <w:pPr>
+        <w:tabs>
+          <w:tab w:val="num" w:pos="5040"/>
+        </w:tabs>
+        <w:ind w:left="5040" w:hanging="360"/>
+      </w:pPr>
+      <w:rPr>
+        <w:rFonts w:ascii="Wingdings" w:hAnsi="Wingdings" w:hint="default"/>
+        <w:sz w:val="20"/>
+      </w:rPr>
+    </w:lvl>
+    <w:lvl w:ilvl="7" w:tentative="1">
+      <w:start w:val="1"/>
+      <w:numFmt w:val="bullet"/>
+      <w:lvlText w:val=""/>
+      <w:lvlJc w:val="left"/>
+      <w:pPr>
+        <w:tabs>
+          <w:tab w:val="num" w:pos="5760"/>
+        </w:tabs>
+        <w:ind w:left="5760" w:hanging="360"/>
+      </w:pPr>
+      <w:rPr>
+        <w:rFonts w:ascii="Wingdings" w:hAnsi="Wingdings" w:hint="default"/>
+        <w:sz w:val="20"/>
+      </w:rPr>
+    </w:lvl>
+    <w:lvl w:ilvl="8" w:tentative="1">
+      <w:start w:val="1"/>
+      <w:numFmt w:val="bullet"/>
+      <w:lvlText w:val=""/>
+      <w:lvlJc w:val="left"/>
+      <w:pPr>
+        <w:tabs>
+          <w:tab w:val="num" w:pos="6480"/>
+        </w:tabs>
+        <w:ind w:left="6480" w:hanging="360"/>
+      </w:pPr>
+      <w:rPr>
+        <w:rFonts w:ascii="Wingdings" w:hAnsi="Wingdings" w:hint="default"/>
+        <w:sz w:val="20"/>
+      </w:rPr>
+    </w:lvl>
+  </w:abstractNum>
   <w:num w:numId="1" w16cid:durableId="521287953">
     <w:abstractNumId w:val="0"/>
   </w:num>
@@ -2223,6 +2503,9 @@
   </w:num>
   <w:num w:numId="4" w16cid:durableId="1788355490">
     <w:abstractNumId w:val="1"/>
+  </w:num>
+  <w:num w:numId="5" w16cid:durableId="2114939343">
+    <w:abstractNumId w:val="4"/>
   </w:num>
 </w:numbering>
 </file>
@@ -2691,7 +2974,6 @@
   <w:style w:type="character" w:default="1" w:styleId="DefaultParagraphFont">
     <w:name w:val="Default Paragraph Font"/>
     <w:uiPriority w:val="1"/>
-    <w:semiHidden/>
     <w:unhideWhenUsed/>
   </w:style>
   <w:style w:type="table" w:default="1" w:styleId="TableNormal">
